--- a/downloads/intro-transcript-outro/15_T6.docx
+++ b/downloads/intro-transcript-outro/15_T6.docx
@@ -34,7 +34,15 @@
         <w:rPr>
           <w:color w:val="2EAF7D"/>
         </w:rPr>
-        <w:t xml:space="preserve">Transfert et licensing : comment un résultat quitte le laboratoire vers un tiers qui l’exploite.</w:t>
+        <w:t xml:space="preserve">Protéger, c’est constituer un actif. Transférer, c’est le faire circuler vers un tiers qui l’exploite.</w:t>
+      </w:r>
+    </w:p>
+    <w:p>
+      <w:r>
+        <w:rPr>
+          <w:color w:val="2EAF7D"/>
+        </w:rPr>
+        <w:t xml:space="preserve">Les témoignages racontent ce passage : licence, start-up, partenaire — le moment où le résultat quitte le laboratoire.</w:t>
       </w:r>
     </w:p>
     <w:p>
@@ -201,7 +209,23 @@
         <w:rPr>
           <w:color w:val="F48C2E"/>
         </w:rPr>
-        <w:t xml:space="preserve">Deux questions enchaînées : quelle voie de valorisation, puis quels mécanismes juridiques rendent le transfert possible.</w:t>
+        <w:t xml:space="preserve">Deux questions enchaînées, que vous avez déjà croisées sans les nommer ainsi.</w:t>
+      </w:r>
+    </w:p>
+    <w:p>
+      <w:r>
+        <w:rPr>
+          <w:color w:val="F48C2E"/>
+        </w:rPr>
+        <w:t xml:space="preserve">D’abord : quelle voie — licence à une entreprise existante, création, logiciel libre, prestation. Ce n’est pas toujours fonder une société.</w:t>
+      </w:r>
+    </w:p>
+    <w:p>
+      <w:r>
+        <w:rPr>
+          <w:color w:val="F48C2E"/>
+        </w:rPr>
+        <w:t xml:space="preserve">Puis Soizic : le contrat fait loi. Les droits ne se déduisent pas de la bonne entente.</w:t>
       </w:r>
     </w:p>
     <w:sectPr>

--- a/downloads/intro-transcript-outro/15_T6.docx
+++ b/downloads/intro-transcript-outro/15_T6.docx
@@ -24,7 +24,7 @@
       </w:pPr>
       <w:r>
         <w:rPr>
-          <w:color w:val="2EAF7D"/>
+          <w:color w:val="00AE69"/>
         </w:rPr>
         <w:t xml:space="preserve">Intro</w:t>
       </w:r>
@@ -32,7 +32,7 @@
     <w:p>
       <w:r>
         <w:rPr>
-          <w:color w:val="2EAF7D"/>
+          <w:color w:val="00AE69"/>
         </w:rPr>
         <w:t xml:space="preserve">Protéger, c’est constituer un actif. Transférer, c’est le faire circuler vers un tiers qui l’exploite.</w:t>
       </w:r>
@@ -40,7 +40,7 @@
     <w:p>
       <w:r>
         <w:rPr>
-          <w:color w:val="2EAF7D"/>
+          <w:color w:val="00AE69"/>
         </w:rPr>
         <w:t xml:space="preserve">Les témoignages racontent ce passage : licence, start-up, partenaire — le moment où le résultat quitte le laboratoire.</w:t>
       </w:r>
@@ -199,7 +199,7 @@
       </w:pPr>
       <w:r>
         <w:rPr>
-          <w:color w:val="F48C2E"/>
+          <w:color w:val="F0821A"/>
         </w:rPr>
         <w:t xml:space="preserve">Outro</w:t>
       </w:r>
@@ -207,7 +207,7 @@
     <w:p>
       <w:r>
         <w:rPr>
-          <w:color w:val="F48C2E"/>
+          <w:color w:val="F0821A"/>
         </w:rPr>
         <w:t xml:space="preserve">Deux questions enchaînées, que vous avez déjà croisées sans les nommer ainsi.</w:t>
       </w:r>
@@ -215,7 +215,7 @@
     <w:p>
       <w:r>
         <w:rPr>
-          <w:color w:val="F48C2E"/>
+          <w:color w:val="F0821A"/>
         </w:rPr>
         <w:t xml:space="preserve">D’abord : quelle voie — licence à une entreprise existante, création, logiciel libre, prestation. Ce n’est pas toujours fonder une société.</w:t>
       </w:r>
@@ -223,7 +223,7 @@
     <w:p>
       <w:r>
         <w:rPr>
-          <w:color w:val="F48C2E"/>
+          <w:color w:val="F0821A"/>
         </w:rPr>
         <w:t xml:space="preserve">Puis Soizic : le contrat fait loi. Les droits ne se déduisent pas de la bonne entente.</w:t>
       </w:r>
@@ -258,7 +258,7 @@
       <w:b/>
       <w:sz w:val="36"/>
       <w:szCs w:val="36"/>
-      <w:color w:val="580F45"/>
+      <w:color w:val="63003C"/>
     </w:rPr>
   </w:style>
   <w:style w:type="paragraph" w:styleId="Heading2">
@@ -274,7 +274,7 @@
       <w:b/>
       <w:sz w:val="26"/>
       <w:szCs w:val="26"/>
-      <w:color w:val="F48C2E"/>
+      <w:color w:val="F0821A"/>
     </w:rPr>
   </w:style>
 </w:styles>
